--- a/content-pipeline/06-word-documents/02-english-word/014_ben-thanh-market-ultimate-travel-guide.docx
+++ b/content-pipeline/06-word-documents/02-english-word/014_ben-thanh-market-ultimate-travel-guide.docx
@@ -157,7 +157,7 @@
           <w:color w:val="1B365D"/>
           <w:sz w:val="32"/>
         </w:rPr>
-        <w:t>1. Introduction: Stepping into Saigon's Beating Heart Like an Insider</w:t>
+        <w:t>Introduction: Stepping into Saigon's Beating Heart Like an Insider</w:t>
       </w:r>
     </w:p>
     <w:p>
@@ -227,7 +227,7 @@
           <w:color w:val="1B365D"/>
           <w:sz w:val="32"/>
         </w:rPr>
-        <w:t>2. Operating Hours &amp; Two Distinct Daily Rhythms</w:t>
+        <w:t>Operating Hours &amp; Two Distinct Daily Rhythms</w:t>
       </w:r>
     </w:p>
     <w:p>
@@ -255,7 +255,7 @@
           <w:color w:val="D97706"/>
           <w:sz w:val="26"/>
         </w:rPr>
-        <w:t>1. The Historic Covered Hall Bazaar (06:00 – 18:00)</w:t>
+        <w:t>The Historic Covered Hall Bazaar (06:00 – 18:00)</w:t>
       </w:r>
     </w:p>
     <w:p>
@@ -316,7 +316,7 @@
           <w:color w:val="D97706"/>
           <w:sz w:val="26"/>
         </w:rPr>
-        <w:t>2. The Open-Air Night Street Bazaar (18:00 – 23:30)</w:t>
+        <w:t>The Open-Air Night Street Bazaar (18:00 – 23:30)</w:t>
       </w:r>
     </w:p>
     <w:p>
@@ -389,7 +389,7 @@
           <w:color w:val="1B365D"/>
           <w:sz w:val="32"/>
         </w:rPr>
-        <w:t>3. Official Parking Map &amp; Scam Avoidance</w:t>
+        <w:t>Official Parking Map &amp; Scam Avoidance</w:t>
       </w:r>
     </w:p>
     <w:p>
@@ -1121,7 +1121,7 @@
           <w:color w:val="1B365D"/>
           <w:sz w:val="32"/>
         </w:rPr>
-        <w:t>4. Currency Exchange: The Gold Shop Quarter on Phan Chu Trinh (Ha Tam &amp; Mai Van)</w:t>
+        <w:t>Currency Exchange: The Gold Shop Quarter on Phan Chu Trinh (Ha Tam &amp; Mai Van)</w:t>
       </w:r>
     </w:p>
     <w:p>
@@ -1298,7 +1298,7 @@
           <w:color w:val="1B365D"/>
           <w:sz w:val="32"/>
         </w:rPr>
-        <w:t>5. Master Bargaining Rules: The "Smiling Negotiation" Code</w:t>
+        <w:t>Master Bargaining Rules: The "Smiling Negotiation" Code</w:t>
       </w:r>
     </w:p>
     <w:p>
@@ -1481,7 +1481,7 @@
           <w:color w:val="1B365D"/>
           <w:sz w:val="32"/>
         </w:rPr>
-        <w:t>6. Hygiene &amp; Dining Safety in the Culinary Hall</w:t>
+        <w:t>Hygiene &amp; Dining Safety in the Culinary Hall</w:t>
       </w:r>
     </w:p>
     <w:p>
@@ -1641,7 +1641,7 @@
           <w:color w:val="1B365D"/>
           <w:sz w:val="32"/>
         </w:rPr>
-        <w:t>7. Safety, Scams &amp; Emergency Contacts</w:t>
+        <w:t>Safety, Scams &amp; Emergency Contacts</w:t>
       </w:r>
     </w:p>
     <w:p>

--- a/content-pipeline/06-word-documents/02-english-word/014_ben-thanh-market-ultimate-travel-guide.docx
+++ b/content-pipeline/06-word-documents/02-english-word/014_ben-thanh-market-ultimate-travel-guide.docx
@@ -13,7 +13,7 @@
           <w:color w:val="1B365D"/>
           <w:sz w:val="42"/>
         </w:rPr>
-        <w:t>Ben Thanh Market Ultimate Travel Guide 2026: The Complete A-Z Survival Handbook</w:t>
+        <w:t>Ben Thanh Market Ultimate Travel Guide 2026: The Complete Insider Field Handbook</w:t>
       </w:r>
     </w:p>
     <w:tbl>
@@ -157,7 +157,7 @@
           <w:color w:val="1B365D"/>
           <w:sz w:val="32"/>
         </w:rPr>
-        <w:t>Introduction: Stepping into Saigon's Beating Heart Like an Insider</w:t>
+        <w:t>Stepping into Saigon's Beating Heart Like an Insider</w:t>
       </w:r>
     </w:p>
     <w:p>
@@ -192,7 +192,7 @@
           <w:color w:val="1E293B"/>
           <w:sz w:val="21"/>
         </w:rPr>
-        <w:t>definitive A-Z survival handbook</w:t>
+        <w:t>definitive insider field handbook</w:t>
       </w:r>
       <w:r>
         <w:rPr>
@@ -1298,7 +1298,7 @@
           <w:color w:val="1B365D"/>
           <w:sz w:val="32"/>
         </w:rPr>
-        <w:t>Master Bargaining Rules: The "Smiling Negotiation" Code</w:t>
+        <w:t>Bargaining with a Smile: Practical Tips for Respectful Negotiation</w:t>
       </w:r>
     </w:p>
     <w:p>
@@ -1606,7 +1606,7 @@
           <w:color w:val="1E293B"/>
           <w:sz w:val="20"/>
         </w:rPr>
-        <w:t>Che Ba Muoi</w:t>
+        <w:t>Che Be</w:t>
       </w:r>
       <w:r>
         <w:rPr>

--- a/content-pipeline/06-word-documents/02-english-word/014_ben-thanh-market-ultimate-travel-guide.docx
+++ b/content-pipeline/06-word-documents/02-english-word/014_ben-thanh-market-ultimate-travel-guide.docx
@@ -1796,6 +1796,63 @@
         <w:t xml:space="preserve"> (Located at September 23rd Park)</w:t>
       </w:r>
     </w:p>
+    <w:p>
+      <w:pPr>
+        <w:spacing w:before="120" w:after="120"/>
+        <w:jc w:val="center"/>
+      </w:pPr>
+      <w:r>
+        <w:rPr>
+          <w:color w:val="CBD5E1"/>
+        </w:rPr>
+        <w:t>―――――――――――――――――――――――――――――――――――――――――――――</w:t>
+      </w:r>
+    </w:p>
+    <w:p>
+      <w:pPr>
+        <w:keepNext/>
+        <w:spacing w:before="320" w:after="120" w:line="276" w:lineRule="auto"/>
+      </w:pPr>
+      <w:r>
+        <w:rPr>
+          <w:rFonts w:ascii="Calibri" w:hAnsi="Calibri"/>
+          <w:b/>
+          <w:color w:val="1B365D"/>
+          <w:sz w:val="32"/>
+        </w:rPr>
+        <w:t>🗺️ Curated Cluster Connections</w:t>
+      </w:r>
+    </w:p>
+    <w:p>
+      <w:pPr>
+        <w:spacing w:before="40" w:after="120" w:line="276" w:lineRule="auto"/>
+      </w:pPr>
+      <w:r>
+        <w:rPr>
+          <w:rFonts w:ascii="Calibri" w:hAnsi="Calibri"/>
+          <w:color w:val="1E293B"/>
+          <w:sz w:val="21"/>
+        </w:rPr>
+        <w:t>To help you navigate District 1 with ease, explore our companion heritage guides:</w:t>
+      </w:r>
+      <w:r>
+        <w:rPr>
+          <w:rFonts w:ascii="Calibri" w:hAnsi="Calibri"/>
+          <w:color w:val="1E293B"/>
+          <w:sz w:val="21"/>
+        </w:rPr>
+        <w:br/>
+        <w:t>- Things to Do in Ben Thanh Market: discovering the full directory of things to do in Ben Thanh Market.</w:t>
+        <w:br/>
+        <w:t>- Tan Son Nhat Airport Transfer Guide: traveling from the airport via our Tan Son Nhat airport to Ben Thanh transfer guide.</w:t>
+        <w:br/>
+        <w:t>- Parking Guide Near Ben Thanh Market: locating verified lots with our parking guide near Ben Thanh Market.</w:t>
+        <w:br/>
+        <w:t>- Money Exchange at Ha Tam Gold Shop: converting foreign notes safely at the money exchange near Ben Thanh Market.</w:t>
+        <w:br/>
+        <w:t>- Ben Thanh Market Scams &amp; Safety Guide: keeping consumer safety top of mind with our Ben Thanh Market scams and safety guide.</w:t>
+      </w:r>
+    </w:p>
     <w:sectPr>
       <w:headerReference w:type="default" r:id="rId9"/>
       <w:footerReference w:type="default" r:id="rId10"/>
